--- a/slot1/NgoQuocThanhLuan.docx
+++ b/slot1/NgoQuocThanhLuan.docx
@@ -53,13 +53,7 @@
         <w:rPr>
           <w:rFonts w:cs="Times New Roman"/>
         </w:rPr>
-        <w:t>K</w:t>
-      </w:r>
-      <w:r>
-        <w:rPr>
-          <w:rFonts w:cs="Times New Roman"/>
-        </w:rPr>
-        <w:t xml:space="preserve">hái niệm </w:t>
+        <w:t xml:space="preserve">Khái niệm </w:t>
       </w:r>
       <w:r>
         <w:rPr>
@@ -81,31 +75,7 @@
           <w:b/>
           <w:bCs/>
         </w:rPr>
-        <w:t>JPA</w:t>
-      </w:r>
-      <w:r>
-        <w:rPr>
-          <w:rFonts w:cs="Times New Roman"/>
-          <w:b/>
-          <w:bCs/>
-        </w:rPr>
-        <w:t xml:space="preserve"> (</w:t>
-      </w:r>
-      <w:r>
-        <w:rPr>
-          <w:rFonts w:cs="Times New Roman"/>
-          <w:b/>
-          <w:bCs/>
-        </w:rPr>
-        <w:t>Java Persistence API</w:t>
-      </w:r>
-      <w:r>
-        <w:rPr>
-          <w:rFonts w:cs="Times New Roman"/>
-          <w:b/>
-          <w:bCs/>
-        </w:rPr>
-        <w:t>)</w:t>
+        <w:t>JPA (Java Persistence API)</w:t>
       </w:r>
       <w:r>
         <w:rPr>
@@ -549,7 +519,7 @@
           <w:szCs w:val="28"/>
         </w:rPr>
         <w:pict w14:anchorId="63AEE7CA">
-          <v:rect id="_x0000_i1111" style="width:0;height:1.5pt" o:hralign="center" o:hrstd="t" o:hr="t" fillcolor="#a0a0a0" stroked="f"/>
+          <v:rect id="_x0000_i1025" style="width:0;height:1.5pt" o:hralign="center" o:hrstd="t" o:hr="t" fillcolor="#a0a0a0" stroked="f"/>
         </w:pict>
       </w:r>
     </w:p>
@@ -684,7 +654,14 @@
           <w:rFonts w:cs="Times New Roman"/>
           <w:szCs w:val="28"/>
         </w:rPr>
-        <w:t>=&gt; Giảm phụ thuộc giữa các class.</w:t>
+        <w:t>=&gt;</w:t>
+      </w:r>
+      <w:r>
+        <w:rPr>
+          <w:rFonts w:cs="Times New Roman"/>
+          <w:szCs w:val="28"/>
+        </w:rPr>
+        <w:t xml:space="preserve"> Giảm phụ thuộc giữa các class.</w:t>
       </w:r>
     </w:p>
     <w:p>
@@ -700,7 +677,7 @@
           <w:szCs w:val="28"/>
         </w:rPr>
         <w:pict w14:anchorId="47FF28CB">
-          <v:rect id="_x0000_i1112" style="width:0;height:1.5pt" o:hralign="center" o:hrstd="t" o:hr="t" fillcolor="#a0a0a0" stroked="f"/>
+          <v:rect id="_x0000_i1026" style="width:0;height:1.5pt" o:hralign="center" o:hrstd="t" o:hr="t" fillcolor="#a0a0a0" stroked="f"/>
         </w:pict>
       </w:r>
     </w:p>
@@ -838,7 +815,7 @@
           <w:szCs w:val="28"/>
         </w:rPr>
         <w:pict w14:anchorId="22CCC99E">
-          <v:rect id="_x0000_i1113" style="width:0;height:1.5pt" o:hralign="center" o:hrstd="t" o:hr="t" fillcolor="#a0a0a0" stroked="f"/>
+          <v:rect id="_x0000_i1027" style="width:0;height:1.5pt" o:hralign="center" o:hrstd="t" o:hr="t" fillcolor="#a0a0a0" stroked="f"/>
         </w:pict>
       </w:r>
     </w:p>
@@ -989,7 +966,7 @@
           <w:szCs w:val="28"/>
         </w:rPr>
         <w:pict w14:anchorId="255F6C05">
-          <v:rect id="_x0000_i1114" style="width:0;height:1.5pt" o:hralign="center" o:hrstd="t" o:hr="t" fillcolor="#a0a0a0" stroked="f"/>
+          <v:rect id="_x0000_i1028" style="width:0;height:1.5pt" o:hralign="center" o:hrstd="t" o:hr="t" fillcolor="#a0a0a0" stroked="f"/>
         </w:pict>
       </w:r>
     </w:p>
@@ -1040,12 +1017,14 @@
               <w:rPr>
                 <w:rFonts w:cs="Times New Roman"/>
                 <w:szCs w:val="28"/>
+                <w:highlight w:val="green"/>
               </w:rPr>
             </w:pPr>
             <w:r>
               <w:rPr>
                 <w:rFonts w:cs="Times New Roman"/>
                 <w:szCs w:val="28"/>
+                <w:highlight w:val="green"/>
               </w:rPr>
               <w:t>Spring Framework</w:t>
             </w:r>
@@ -1062,12 +1041,14 @@
               <w:rPr>
                 <w:rFonts w:cs="Times New Roman"/>
                 <w:szCs w:val="28"/>
+                <w:highlight w:val="green"/>
               </w:rPr>
             </w:pPr>
             <w:r>
               <w:rPr>
                 <w:rFonts w:cs="Times New Roman"/>
                 <w:szCs w:val="28"/>
+                <w:highlight w:val="green"/>
               </w:rPr>
               <w:t>Spring Boot</w:t>
             </w:r>
@@ -1382,7 +1363,7 @@
           <w:szCs w:val="28"/>
         </w:rPr>
         <w:pict w14:anchorId="58BFC971">
-          <v:rect id="_x0000_i1115" style="width:0;height:1.5pt" o:hralign="center" o:hrstd="t" o:hr="t" fillcolor="#a0a0a0" stroked="f"/>
+          <v:rect id="_x0000_i1029" style="width:0;height:1.5pt" o:hralign="center" o:hrstd="t" o:hr="t" fillcolor="#a0a0a0" stroked="f"/>
         </w:pict>
       </w:r>
     </w:p>
@@ -1535,7 +1516,7 @@
           <w:szCs w:val="28"/>
         </w:rPr>
         <w:pict w14:anchorId="509FD4C8">
-          <v:rect id="_x0000_i1116" style="width:0;height:1.5pt" o:hralign="center" o:hrstd="t" o:hr="t" fillcolor="#a0a0a0" stroked="f"/>
+          <v:rect id="_x0000_i1030" style="width:0;height:1.5pt" o:hralign="center" o:hrstd="t" o:hr="t" fillcolor="#a0a0a0" stroked="f"/>
         </w:pict>
       </w:r>
     </w:p>
@@ -1684,6 +1665,7 @@
         <w:rPr>
           <w:rFonts w:cs="Times New Roman"/>
           <w:szCs w:val="28"/>
+          <w:highlight w:val="green"/>
         </w:rPr>
         <w:t>@RestController</w:t>
       </w:r>
@@ -1691,6 +1673,7 @@
         <w:rPr>
           <w:rFonts w:cs="Times New Roman"/>
           <w:szCs w:val="28"/>
+          <w:highlight w:val="green"/>
         </w:rPr>
         <w:br/>
         <w:t>public class HelloController {</w:t>
@@ -1699,6 +1682,7 @@
         <w:rPr>
           <w:rFonts w:cs="Times New Roman"/>
           <w:szCs w:val="28"/>
+          <w:highlight w:val="green"/>
         </w:rPr>
         <w:br/>
       </w:r>
@@ -1706,6 +1690,7 @@
         <w:rPr>
           <w:rFonts w:cs="Times New Roman"/>
           <w:szCs w:val="28"/>
+          <w:highlight w:val="green"/>
         </w:rPr>
         <w:br/>
         <w:t xml:space="preserve">    @GetMapping("/hello")</w:t>
@@ -1714,6 +1699,7 @@
         <w:rPr>
           <w:rFonts w:cs="Times New Roman"/>
           <w:szCs w:val="28"/>
+          <w:highlight w:val="green"/>
         </w:rPr>
         <w:br/>
         <w:t xml:space="preserve">    public String </w:t>
@@ -1723,6 +1709,7 @@
         <w:rPr>
           <w:rFonts w:cs="Times New Roman"/>
           <w:szCs w:val="28"/>
+          <w:highlight w:val="green"/>
         </w:rPr>
         <w:t>hello(</w:t>
       </w:r>
@@ -1731,6 +1718,7 @@
         <w:rPr>
           <w:rFonts w:cs="Times New Roman"/>
           <w:szCs w:val="28"/>
+          <w:highlight w:val="green"/>
         </w:rPr>
         <w:t>) {</w:t>
       </w:r>
@@ -1738,6 +1726,7 @@
         <w:rPr>
           <w:rFonts w:cs="Times New Roman"/>
           <w:szCs w:val="28"/>
+          <w:highlight w:val="green"/>
         </w:rPr>
         <w:br/>
         <w:t xml:space="preserve">        return "Hello";</w:t>
@@ -1746,6 +1735,7 @@
         <w:rPr>
           <w:rFonts w:cs="Times New Roman"/>
           <w:szCs w:val="28"/>
+          <w:highlight w:val="green"/>
         </w:rPr>
         <w:br/>
         <w:t xml:space="preserve">    }</w:t>
@@ -1754,6 +1744,7 @@
         <w:rPr>
           <w:rFonts w:cs="Times New Roman"/>
           <w:szCs w:val="28"/>
+          <w:highlight w:val="green"/>
         </w:rPr>
         <w:br/>
         <w:t>}</w:t>
@@ -1802,7 +1793,7 @@
           <w:szCs w:val="28"/>
         </w:rPr>
         <w:pict w14:anchorId="1EB2E99B">
-          <v:rect id="_x0000_i1117" style="width:0;height:1.5pt" o:hralign="center" o:hrstd="t" o:hr="t" fillcolor="#a0a0a0" stroked="f"/>
+          <v:rect id="_x0000_i1031" style="width:0;height:1.5pt" o:hralign="center" o:hrstd="t" o:hr="t" fillcolor="#a0a0a0" stroked="f"/>
         </w:pict>
       </w:r>
     </w:p>
@@ -1947,23 +1938,8 @@
           <w:szCs w:val="28"/>
         </w:rPr>
         <w:pict w14:anchorId="50B896D4">
-          <v:rect id="_x0000_i1118" style="width:0;height:1.5pt" o:hralign="center" o:hrstd="t" o:hr="t" fillcolor="#a0a0a0" stroked="f"/>
+          <v:rect id="_x0000_i1032" style="width:0;height:1.5pt" o:hralign="center" o:hrstd="t" o:hr="t" fillcolor="#a0a0a0" stroked="f"/>
         </w:pict>
-      </w:r>
-    </w:p>
-    <w:p>
-      <w:pPr>
-        <w:rPr>
-          <w:rFonts w:cs="Times New Roman"/>
-          <w:szCs w:val="28"/>
-        </w:rPr>
-      </w:pPr>
-      <w:r>
-        <w:rPr>
-          <w:rFonts w:cs="Times New Roman"/>
-          <w:szCs w:val="28"/>
-        </w:rPr>
-        <w:t>Tóm tắt dễ nhớ</w:t>
       </w:r>
     </w:p>
     <w:tbl>
@@ -1980,156 +1956,8 @@
       </w:tblPr>
       <w:tblGrid>
         <w:gridCol w:w="3614"/>
-        <w:gridCol w:w="4034"/>
+        <w:gridCol w:w="2183"/>
       </w:tblGrid>
-      <w:tr>
-        <w:trPr>
-          <w:tblHeader/>
-          <w:tblCellSpacing w:w="15" w:type="dxa"/>
-        </w:trPr>
-        <w:tc>
-          <w:tcPr>
-            <w:tcW w:w="0" w:type="auto"/>
-            <w:vAlign w:val="center"/>
-            <w:hideMark/>
-          </w:tcPr>
-          <w:p>
-            <w:pPr>
-              <w:rPr>
-                <w:rFonts w:cs="Times New Roman"/>
-                <w:szCs w:val="28"/>
-              </w:rPr>
-            </w:pPr>
-            <w:r>
-              <w:rPr>
-                <w:rFonts w:cs="Times New Roman"/>
-                <w:szCs w:val="28"/>
-              </w:rPr>
-              <w:t>Khái niệm</w:t>
-            </w:r>
-          </w:p>
-        </w:tc>
-        <w:tc>
-          <w:tcPr>
-            <w:tcW w:w="0" w:type="auto"/>
-            <w:vAlign w:val="center"/>
-            <w:hideMark/>
-          </w:tcPr>
-          <w:p>
-            <w:pPr>
-              <w:rPr>
-                <w:rFonts w:cs="Times New Roman"/>
-                <w:szCs w:val="28"/>
-              </w:rPr>
-            </w:pPr>
-            <w:r>
-              <w:rPr>
-                <w:rFonts w:cs="Times New Roman"/>
-                <w:szCs w:val="28"/>
-              </w:rPr>
-              <w:t>Dễ hiểu</w:t>
-            </w:r>
-          </w:p>
-        </w:tc>
-      </w:tr>
-      <w:tr>
-        <w:trPr>
-          <w:tblCellSpacing w:w="15" w:type="dxa"/>
-        </w:trPr>
-        <w:tc>
-          <w:tcPr>
-            <w:tcW w:w="0" w:type="auto"/>
-            <w:vAlign w:val="center"/>
-            <w:hideMark/>
-          </w:tcPr>
-          <w:p>
-            <w:pPr>
-              <w:rPr>
-                <w:rFonts w:cs="Times New Roman"/>
-                <w:szCs w:val="28"/>
-              </w:rPr>
-            </w:pPr>
-            <w:r>
-              <w:rPr>
-                <w:rFonts w:cs="Times New Roman"/>
-                <w:szCs w:val="28"/>
-              </w:rPr>
-              <w:t>Spring Framework</w:t>
-            </w:r>
-          </w:p>
-        </w:tc>
-        <w:tc>
-          <w:tcPr>
-            <w:tcW w:w="0" w:type="auto"/>
-            <w:vAlign w:val="center"/>
-            <w:hideMark/>
-          </w:tcPr>
-          <w:p>
-            <w:pPr>
-              <w:rPr>
-                <w:rFonts w:cs="Times New Roman"/>
-                <w:szCs w:val="28"/>
-              </w:rPr>
-            </w:pPr>
-            <w:r>
-              <w:rPr>
-                <w:rFonts w:cs="Times New Roman"/>
-                <w:szCs w:val="28"/>
-              </w:rPr>
-              <w:t>Bộ công cụ lớn cho Java</w:t>
-            </w:r>
-          </w:p>
-        </w:tc>
-      </w:tr>
-      <w:tr>
-        <w:trPr>
-          <w:tblCellSpacing w:w="15" w:type="dxa"/>
-        </w:trPr>
-        <w:tc>
-          <w:tcPr>
-            <w:tcW w:w="0" w:type="auto"/>
-            <w:vAlign w:val="center"/>
-            <w:hideMark/>
-          </w:tcPr>
-          <w:p>
-            <w:pPr>
-              <w:rPr>
-                <w:rFonts w:cs="Times New Roman"/>
-                <w:szCs w:val="28"/>
-              </w:rPr>
-            </w:pPr>
-            <w:r>
-              <w:rPr>
-                <w:rFonts w:cs="Times New Roman"/>
-                <w:szCs w:val="28"/>
-              </w:rPr>
-              <w:t>Spring Boot</w:t>
-            </w:r>
-          </w:p>
-        </w:tc>
-        <w:tc>
-          <w:tcPr>
-            <w:tcW w:w="0" w:type="auto"/>
-            <w:vAlign w:val="center"/>
-            <w:hideMark/>
-          </w:tcPr>
-          <w:p>
-            <w:pPr>
-              <w:rPr>
-                <w:rFonts w:cs="Times New Roman"/>
-                <w:szCs w:val="28"/>
-              </w:rPr>
-            </w:pPr>
-            <w:r>
-              <w:rPr>
-                <w:rFonts w:cs="Times New Roman"/>
-                <w:szCs w:val="28"/>
-              </w:rPr>
-              <w:t>Phiên bản giúp dùng Spring dễ hơn</w:t>
-            </w:r>
-          </w:p>
-        </w:tc>
-      </w:tr>
       <w:tr>
         <w:trPr>
           <w:tblCellSpacing w:w="15" w:type="dxa"/>
@@ -2193,7 +2021,7 @@
           <w:szCs w:val="28"/>
         </w:rPr>
         <w:pict w14:anchorId="547F33B5">
-          <v:rect id="_x0000_i1119" style="width:0;height:1.5pt" o:hralign="center" o:hrstd="t" o:hr="t" fillcolor="#a0a0a0" stroked="f"/>
+          <v:rect id="_x0000_i1033" style="width:0;height:1.5pt" o:hralign="center" o:hrstd="t" o:hr="t" fillcolor="#a0a0a0" stroked="f"/>
         </w:pict>
       </w:r>
     </w:p>
@@ -2224,7 +2052,6 @@
           <w:rFonts w:cs="Times New Roman"/>
           <w:szCs w:val="28"/>
         </w:rPr>
-        <w:lastRenderedPageBreak/>
         <w:t>Spring Boot</w:t>
       </w:r>
       <w:r>
@@ -2273,6 +2100,7 @@
           <w:szCs w:val="28"/>
           <w:highlight w:val="red"/>
         </w:rPr>
+        <w:lastRenderedPageBreak/>
         <w:t>Spring Boot không thay thế Spring Framework, mà giúp dùng Spring dễ hơn.</w:t>
       </w:r>
     </w:p>
@@ -2664,7 +2492,6 @@
           <w:sz w:val="32"/>
           <w:szCs w:val="32"/>
         </w:rPr>
-        <w:lastRenderedPageBreak/>
         <w:t>git clone [địa_chỉ_dự_án]: Tải một dự án từ trên mạng về máy cá nhân.</w:t>
       </w:r>
     </w:p>
@@ -2727,6 +2554,7 @@
           <w:sz w:val="32"/>
           <w:szCs w:val="32"/>
         </w:rPr>
+        <w:lastRenderedPageBreak/>
         <w:t xml:space="preserve">git </w:t>
       </w:r>
       <w:proofErr w:type="gramStart"/>
@@ -5481,6 +5309,7 @@
   <w:style w:type="character" w:default="1" w:styleId="DefaultParagraphFont">
     <w:name w:val="Default Paragraph Font"/>
     <w:uiPriority w:val="1"/>
+    <w:semiHidden/>
     <w:unhideWhenUsed/>
   </w:style>
   <w:style w:type="table" w:default="1" w:styleId="TableNormal">
